--- a/docs/Informe_EFT.docx
+++ b/docs/Informe_EFT.docx
@@ -2564,7 +2564,7 @@
           <w:b/>
           <w:bCs/>
         </w:rPr>
-        <w:t xml:space="preserve">1121 (TN)</w:t>
+        <w:t xml:space="preserve">1.121 (TN)</w:t>
       </w:r>
       <w:r>
         <w:t xml:space="preserve"> de los que se quedan y genera </w:t>
